--- a/notes.docx
+++ b/notes.docx
@@ -3,20 +3,26 @@
 <w:document xmlns:wpc="http://schemas.microsoft.com/office/word/2010/wordprocessingCanvas" xmlns:cx="http://schemas.microsoft.com/office/drawing/2014/chartex" xmlns:cx1="http://schemas.microsoft.com/office/drawing/2015/9/8/chartex" xmlns:cx2="http://schemas.microsoft.com/office/drawing/2015/10/21/chartex" xmlns:cx3="http://schemas.microsoft.com/office/drawing/2016/5/9/chartex" xmlns:cx4="http://schemas.microsoft.com/office/drawing/2016/5/10/chartex" xmlns:cx5="http://schemas.microsoft.com/office/drawing/2016/5/11/chartex" xmlns:cx6="http://schemas.microsoft.com/office/drawing/2016/5/12/chartex" xmlns:cx7="http://schemas.microsoft.com/office/drawing/2016/5/13/chartex" xmlns:cx8="http://schemas.microsoft.com/office/drawing/2016/5/14/chartex" xmlns:mc="http://schemas.openxmlformats.org/markup-compatibility/2006" xmlns:aink="http://schemas.microsoft.com/office/drawing/2016/ink" xmlns:am3d="http://schemas.microsoft.com/office/drawing/2017/model3d" xmlns:o="urn:schemas-microsoft-com:office:office" xmlns:oel="http://schemas.microsoft.com/office/2019/extlst" xmlns:r="http://schemas.openxmlformats.org/officeDocument/2006/relationships" xmlns:m="http://schemas.openxmlformats.org/officeDocument/2006/math" xmlns:v="urn:schemas-microsoft-com:vml" xmlns:wp14="http://schemas.microsoft.com/office/word/2010/wordprocessingDrawing" xmlns:wp="http://schemas.openxmlformats.org/drawingml/2006/wordprocessingDrawing" xmlns:w10="urn:schemas-microsoft-com:office:word" xmlns:w="http://schemas.openxmlformats.org/wordprocessingml/2006/main" xmlns:w14="http://schemas.microsoft.com/office/word/2010/wordml" xmlns:w15="http://schemas.microsoft.com/office/word/2012/wordml" xmlns:w16cex="http://schemas.microsoft.com/office/word/2018/wordml/cex" xmlns:w16cid="http://schemas.microsoft.com/office/word/2016/wordml/cid" xmlns:w16="http://schemas.microsoft.com/office/word/2018/wordml" xmlns:w16sdtdh="http://schemas.microsoft.com/office/word/2020/wordml/sdtdatahash" xmlns:w16se="http://schemas.microsoft.com/office/word/2015/wordml/symex" xmlns:wpg="http://schemas.microsoft.com/office/word/2010/wordprocessingGroup" xmlns:wpi="http://schemas.microsoft.com/office/word/2010/wordprocessingInk" xmlns:wne="http://schemas.microsoft.com/office/word/2006/wordml" xmlns:wps="http://schemas.microsoft.com/office/word/2010/wordprocessingShape" mc:Ignorable="w14 w15 w16se w16cid w16 w16cex w16sdtdh wp14">
   <w:body>
     <w:p>
+      <w:pPr>
+        <w:rPr>
+          <w:rFonts w:ascii="Arial" w:hAnsi="Arial" w:cs="Arial"/>
+        </w:rPr>
+      </w:pPr>
       <w:r>
         <w:rPr>
+          <w:rFonts w:ascii="Arial" w:hAnsi="Arial" w:cs="Arial"/>
           <w:noProof/>
         </w:rPr>
         <mc:AlternateContent>
           <mc:Choice Requires="wpg">
             <w:drawing>
-              <wp:anchor distT="0" distB="0" distL="114300" distR="114300" simplePos="0" relativeHeight="251662336" behindDoc="0" locked="0" layoutInCell="1" allowOverlap="1" wp14:anchorId="44E7A85E" wp14:editId="1666198F">
+              <wp:anchor distT="0" distB="0" distL="114300" distR="114300" simplePos="0" relativeHeight="251662336" behindDoc="0" locked="0" layoutInCell="1" allowOverlap="1" wp14:anchorId="44E7A85E" wp14:editId="4E5D093D">
                 <wp:simplePos x="0" y="0"/>
                 <wp:positionH relativeFrom="column">
-                  <wp:posOffset>0</wp:posOffset>
+                  <wp:posOffset>198120</wp:posOffset>
                 </wp:positionH>
                 <wp:positionV relativeFrom="paragraph">
-                  <wp:posOffset>281940</wp:posOffset>
+                  <wp:posOffset>-513607</wp:posOffset>
                 </wp:positionV>
                 <wp:extent cx="5074920" cy="2560320"/>
                 <wp:effectExtent l="0" t="0" r="125730" b="0"/>
@@ -102,7 +108,7 @@
           </mc:Choice>
           <mc:Fallback>
             <w:pict>
-              <v:group w14:anchorId="74124536" id="Group 16" o:spid="_x0000_s1026" style="position:absolute;margin-left:0;margin-top:22.2pt;width:399.6pt;height:201.6pt;z-index:251662336;mso-width-relative:margin;mso-height-relative:margin" coordsize="59436,30797" o:gfxdata="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">
+              <v:group w14:anchorId="7E960C4D" id="Group 16" o:spid="_x0000_s1026" style="position:absolute;margin-left:15.6pt;margin-top:-40.45pt;width:399.6pt;height:201.6pt;z-index:251662336;mso-width-relative:margin;mso-height-relative:margin" coordsize="59436,30797" o:gfxdata="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">
                 <v:shapetype id="_x0000_t75" coordsize="21600,21600" o:spt="75" o:preferrelative="t" path="m@4@5l@4@11@9@11@9@5xe" filled="f" stroked="f">
                   <v:stroke joinstyle="miter"/>
                   <v:formulas>
@@ -125,13 +131,13 @@
                 <v:shape id="Picture 1" o:spid="_x0000_s1027" type="#_x0000_t75" style="position:absolute;width:57315;height:30797;visibility:visible;mso-wrap-style:square" o:gfxdata="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">
                   <v:imagedata r:id="rId8" o:title=""/>
                 </v:shape>
-                <v:shape id="Ink 6" o:spid="_x0000_s1028" type="#_x0000_t75" style="position:absolute;left:44332;top:2888;width:15732;height:3495;visibility:visible;mso-wrap-style:square" o:gfxdata="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">
+                <v:shape id="Ink 6" o:spid="_x0000_s1028" type="#_x0000_t75" style="position:absolute;left:44332;top:2888;width:15732;height:3495;visibility:visible;mso-wrap-style:square" o:gfxdata="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">
                   <v:imagedata r:id="rId9" o:title=""/>
                 </v:shape>
-                <v:shape id="Ink 8" o:spid="_x0000_s1029" type="#_x0000_t75" style="position:absolute;left:42115;top:3134;width:14214;height:5785;visibility:visible;mso-wrap-style:square" o:gfxdata="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">
+                <v:shape id="Ink 8" o:spid="_x0000_s1029" type="#_x0000_t75" style="position:absolute;left:42115;top:3134;width:14214;height:5785;visibility:visible;mso-wrap-style:square" o:gfxdata="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">
                   <v:imagedata r:id="rId10" o:title=""/>
                 </v:shape>
-                <v:shape id="Ink 9" o:spid="_x0000_s1030" type="#_x0000_t75" style="position:absolute;left:49348;top:19929;width:9886;height:3385;visibility:visible;mso-wrap-style:square" o:gfxdata="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">
+                <v:shape id="Ink 9" o:spid="_x0000_s1030" type="#_x0000_t75" style="position:absolute;left:49348;top:19929;width:9886;height:3385;visibility:visible;mso-wrap-style:square" o:gfxdata="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">
                   <v:imagedata r:id="rId11" o:title=""/>
                 </v:shape>
               </v:group>
@@ -141,6 +147,7 @@
       </w:r>
       <w:r>
         <w:rPr>
+          <w:rFonts w:ascii="Arial" w:hAnsi="Arial" w:cs="Arial"/>
           <w:noProof/>
         </w:rPr>
         <mc:AlternateContent>
@@ -186,6 +193,7 @@
       </w:r>
       <w:r>
         <w:rPr>
+          <w:rFonts w:ascii="Arial" w:hAnsi="Arial" w:cs="Arial"/>
           <w:noProof/>
         </w:rPr>
         <mc:AlternateContent>
@@ -230,9 +238,136 @@
         </mc:AlternateContent>
       </w:r>
     </w:p>
+    <w:p>
+      <w:pPr>
+        <w:rPr>
+          <w:rFonts w:ascii="Arial" w:hAnsi="Arial" w:cs="Arial"/>
+        </w:rPr>
+      </w:pPr>
+    </w:p>
+    <w:p>
+      <w:pPr>
+        <w:rPr>
+          <w:rFonts w:ascii="Arial" w:hAnsi="Arial" w:cs="Arial"/>
+        </w:rPr>
+      </w:pPr>
+    </w:p>
+    <w:p>
+      <w:pPr>
+        <w:rPr>
+          <w:rFonts w:ascii="Arial" w:hAnsi="Arial" w:cs="Arial"/>
+        </w:rPr>
+      </w:pPr>
+    </w:p>
+    <w:p>
+      <w:pPr>
+        <w:rPr>
+          <w:rFonts w:ascii="Arial" w:hAnsi="Arial" w:cs="Arial"/>
+        </w:rPr>
+      </w:pPr>
+    </w:p>
+    <w:p>
+      <w:pPr>
+        <w:rPr>
+          <w:rFonts w:ascii="Arial" w:hAnsi="Arial" w:cs="Arial"/>
+        </w:rPr>
+      </w:pPr>
+    </w:p>
+    <w:p>
+      <w:pPr>
+        <w:rPr>
+          <w:rFonts w:ascii="Arial" w:hAnsi="Arial" w:cs="Arial"/>
+        </w:rPr>
+      </w:pPr>
+    </w:p>
+    <w:p>
+      <w:pPr>
+        <w:rPr>
+          <w:rFonts w:ascii="Arial" w:hAnsi="Arial" w:cs="Arial"/>
+        </w:rPr>
+      </w:pPr>
+    </w:p>
+    <w:p>
+      <w:pPr>
+        <w:rPr>
+          <w:rFonts w:ascii="Arial" w:hAnsi="Arial" w:cs="Arial"/>
+        </w:rPr>
+      </w:pPr>
+    </w:p>
+    <w:p>
+      <w:pPr>
+        <w:rPr>
+          <w:rFonts w:ascii="Arial" w:hAnsi="Arial" w:cs="Arial"/>
+        </w:rPr>
+      </w:pPr>
+    </w:p>
+    <w:p>
+      <w:pPr>
+        <w:rPr>
+          <w:rFonts w:ascii="Arial" w:hAnsi="Arial" w:cs="Arial"/>
+        </w:rPr>
+      </w:pPr>
+      <w:r>
+        <w:rPr>
+          <w:rFonts w:ascii="Arial" w:hAnsi="Arial" w:cs="Arial"/>
+        </w:rPr>
+        <w:t>find</w:t>
+      </w:r>
+      <w:r>
+        <w:rPr>
+          <w:rFonts w:ascii="Arial" w:hAnsi="Arial" w:cs="Arial"/>
+        </w:rPr>
+        <w:t>: returns first value</w:t>
+      </w:r>
+    </w:p>
+    <w:p>
+      <w:pPr>
+        <w:rPr>
+          <w:rFonts w:ascii="Arial" w:hAnsi="Arial" w:cs="Arial"/>
+        </w:rPr>
+      </w:pPr>
+      <w:r>
+        <w:rPr>
+          <w:rFonts w:ascii="Arial" w:hAnsi="Arial" w:cs="Arial"/>
+        </w:rPr>
+        <w:t>filter: returns array fulfilling condition</w:t>
+      </w:r>
+    </w:p>
+    <w:p>
+      <w:pPr>
+        <w:rPr>
+          <w:rFonts w:ascii="Arial" w:hAnsi="Arial" w:cs="Arial"/>
+        </w:rPr>
+      </w:pPr>
+      <w:r>
+        <w:rPr>
+          <w:rFonts w:ascii="Arial" w:hAnsi="Arial" w:cs="Arial"/>
+        </w:rPr>
+        <w:t xml:space="preserve">map: </w:t>
+      </w:r>
+      <w:r>
+        <w:rPr>
+          <w:rFonts w:ascii="Arial" w:hAnsi="Arial" w:cs="Arial"/>
+        </w:rPr>
+        <w:t>convert parts of array</w:t>
+      </w:r>
+    </w:p>
+    <w:p>
+      <w:pPr>
+        <w:rPr>
+          <w:rFonts w:ascii="Arial" w:hAnsi="Arial" w:cs="Arial"/>
+        </w:rPr>
+      </w:pPr>
+      <w:r>
+        <w:rPr>
+          <w:rFonts w:ascii="Arial" w:hAnsi="Arial" w:cs="Arial"/>
+        </w:rPr>
+        <w:t>reduce: customizable transformation</w:t>
+      </w:r>
+    </w:p>
     <w:sectPr>
       <w:pgSz w:w="11906" w:h="16838"/>
-      <w:pgMar w:top="1440" w:right="1440" w:bottom="1440" w:left="1440" w:header="708" w:footer="708" w:gutter="0"/>
+      <w:pgMar w:top="720" w:right="720" w:bottom="720" w:left="720" w:header="708" w:footer="708" w:gutter="0"/>
       <w:cols w:space="708"/>
       <w:docGrid w:linePitch="360"/>
     </w:sectPr>
